--- a/SANA RESUME.docx
+++ b/SANA RESUME.docx
@@ -66,7 +66,7 @@
                                 <w:rFonts w:ascii="Times New Roman" w:hAnsi="Times New Roman" w:cs="Times New Roman"/>
                                 <w:b/>
                                 <w:bCs/>
-                                <w:color w:val="344D6C" w:themeColor="accent6" w:themeShade="80"/>
+                                <w:color w:val="B55374" w:themeColor="accent4" w:themeShade="BF"/>
                                 <w:sz w:val="24"/>
                               </w:rPr>
                             </w:pPr>
@@ -75,7 +75,7 @@
                                 <w:rFonts w:ascii="Times New Roman" w:hAnsi="Times New Roman" w:cs="Times New Roman"/>
                                 <w:b/>
                                 <w:bCs/>
-                                <w:color w:val="344D6C" w:themeColor="accent6" w:themeShade="80"/>
+                                <w:color w:val="B55374" w:themeColor="accent4" w:themeShade="BF"/>
                                 <w:sz w:val="24"/>
                               </w:rPr>
                               <w:t>+91 9599379958</w:t>
@@ -119,7 +119,7 @@
                           <w:rFonts w:ascii="Times New Roman" w:hAnsi="Times New Roman" w:cs="Times New Roman"/>
                           <w:b/>
                           <w:bCs/>
-                          <w:color w:val="344D6C" w:themeColor="accent6" w:themeShade="80"/>
+                          <w:color w:val="B55374" w:themeColor="accent4" w:themeShade="BF"/>
                           <w:sz w:val="24"/>
                         </w:rPr>
                       </w:pPr>
@@ -128,7 +128,7 @@
                           <w:rFonts w:ascii="Times New Roman" w:hAnsi="Times New Roman" w:cs="Times New Roman"/>
                           <w:b/>
                           <w:bCs/>
-                          <w:color w:val="344D6C" w:themeColor="accent6" w:themeShade="80"/>
+                          <w:color w:val="B55374" w:themeColor="accent4" w:themeShade="BF"/>
                           <w:sz w:val="24"/>
                         </w:rPr>
                         <w:t>+91 9599379958</w:t>
@@ -206,7 +206,7 @@
                                 <w:rFonts w:ascii="Times New Roman" w:hAnsi="Times New Roman" w:cs="Times New Roman"/>
                                 <w:b/>
                                 <w:bCs/>
-                                <w:color w:val="344D6C" w:themeColor="accent6" w:themeShade="80"/>
+                                <w:color w:val="B55374" w:themeColor="accent4" w:themeShade="BF"/>
                                 <w:sz w:val="24"/>
                               </w:rPr>
                             </w:pPr>
@@ -215,7 +215,7 @@
                                 <w:rFonts w:ascii="Times New Roman" w:hAnsi="Times New Roman" w:cs="Times New Roman"/>
                                 <w:b/>
                                 <w:bCs/>
-                                <w:color w:val="344D6C" w:themeColor="accent6" w:themeShade="80"/>
+                                <w:color w:val="B55374" w:themeColor="accent4" w:themeShade="BF"/>
                                 <w:sz w:val="24"/>
                               </w:rPr>
                               <w:t>shaguftasana134@gmail.co</w:t>
@@ -225,7 +225,7 @@
                                 <w:rFonts w:ascii="Times New Roman" w:hAnsi="Times New Roman" w:cs="Times New Roman"/>
                                 <w:b/>
                                 <w:bCs/>
-                                <w:color w:val="344D6C" w:themeColor="accent6" w:themeShade="80"/>
+                                <w:color w:val="B55374" w:themeColor="accent4" w:themeShade="BF"/>
                                 <w:sz w:val="24"/>
                               </w:rPr>
                               <w:t>m</w:t>
@@ -262,7 +262,7 @@
                           <w:rFonts w:ascii="Times New Roman" w:hAnsi="Times New Roman" w:cs="Times New Roman"/>
                           <w:b/>
                           <w:bCs/>
-                          <w:color w:val="344D6C" w:themeColor="accent6" w:themeShade="80"/>
+                          <w:color w:val="B55374" w:themeColor="accent4" w:themeShade="BF"/>
                           <w:sz w:val="24"/>
                         </w:rPr>
                       </w:pPr>
@@ -271,7 +271,7 @@
                           <w:rFonts w:ascii="Times New Roman" w:hAnsi="Times New Roman" w:cs="Times New Roman"/>
                           <w:b/>
                           <w:bCs/>
-                          <w:color w:val="344D6C" w:themeColor="accent6" w:themeShade="80"/>
+                          <w:color w:val="B55374" w:themeColor="accent4" w:themeShade="BF"/>
                           <w:sz w:val="24"/>
                         </w:rPr>
                         <w:t>shaguftasana134@gmail.co</w:t>
@@ -281,7 +281,7 @@
                           <w:rFonts w:ascii="Times New Roman" w:hAnsi="Times New Roman" w:cs="Times New Roman"/>
                           <w:b/>
                           <w:bCs/>
-                          <w:color w:val="344D6C" w:themeColor="accent6" w:themeShade="80"/>
+                          <w:color w:val="B55374" w:themeColor="accent4" w:themeShade="BF"/>
                           <w:sz w:val="24"/>
                         </w:rPr>
                         <w:t>m</w:t>
@@ -441,12 +441,17 @@
                       <wps:txbx>
                         <w:txbxContent>
                           <w:p>
+                            <w:pPr>
+                              <w:rPr>
+                                <w:color w:val="B55374" w:themeColor="accent4" w:themeShade="BF"/>
+                              </w:rPr>
+                            </w:pPr>
                             <w:r>
                               <w:rPr>
                                 <w:rFonts w:ascii="Times New Roman" w:hAnsi="Times New Roman" w:cs="Times New Roman"/>
                                 <w:b/>
                                 <w:bCs/>
-                                <w:color w:val="344D6C" w:themeColor="accent6" w:themeShade="80"/>
+                                <w:color w:val="B55374" w:themeColor="accent4" w:themeShade="BF"/>
                                 <w:sz w:val="24"/>
                               </w:rPr>
                               <w:t xml:space="preserve">Jamia </w:t>
@@ -458,7 +463,7 @@
                                 <w:rFonts w:ascii="Times New Roman" w:hAnsi="Times New Roman" w:cs="Times New Roman"/>
                                 <w:b/>
                                 <w:bCs/>
-                                <w:color w:val="344D6C" w:themeColor="accent6" w:themeShade="80"/>
+                                <w:color w:val="B55374" w:themeColor="accent4" w:themeShade="BF"/>
                                 <w:sz w:val="24"/>
                               </w:rPr>
                               <w:t>Nagar,Okhla</w:t>
@@ -469,7 +474,7 @@
                                 <w:rFonts w:ascii="Times New Roman" w:hAnsi="Times New Roman" w:cs="Times New Roman"/>
                                 <w:b/>
                                 <w:bCs/>
-                                <w:color w:val="344D6C" w:themeColor="accent6" w:themeShade="80"/>
+                                <w:color w:val="B55374" w:themeColor="accent4" w:themeShade="BF"/>
                                 <w:sz w:val="24"/>
                               </w:rPr>
                               <w:t>,Delhi</w:t>
@@ -478,19 +483,15 @@
                             <w:r>
                               <w:rPr>
                                 <w:rFonts w:ascii="Times New Roman" w:hAnsi="Times New Roman" w:cs="Times New Roman"/>
-                                <w:color w:val="344D6C" w:themeColor="accent6" w:themeShade="80"/>
+                                <w:color w:val="B55374" w:themeColor="accent4" w:themeShade="BF"/>
                                 <w:sz w:val="24"/>
                               </w:rPr>
-                              <w:t xml:space="preserve"> </w:t>
-                            </w:r>
-                            <w:r>
-                              <w:rPr>
-                                <w:rFonts w:ascii="Times New Roman" w:hAnsi="Times New Roman" w:cs="Times New Roman"/>
-                                <w:sz w:val="24"/>
-                              </w:rPr>
-                              <w:t xml:space="preserve">110025 </w:t>
-                            </w:r>
-                            <w:r>
+                              <w:t xml:space="preserve"> 110025 </w:t>
+                            </w:r>
+                            <w:r>
+                              <w:rPr>
+                                <w:color w:val="B55374" w:themeColor="accent4" w:themeShade="BF"/>
+                              </w:rPr>
                               <w:t>1100</w:t>
                             </w:r>
                           </w:p>
@@ -520,12 +521,17 @@
                 <v:textbox inset="1.2mm,,1mm">
                   <w:txbxContent>
                     <w:p>
+                      <w:pPr>
+                        <w:rPr>
+                          <w:color w:val="B55374" w:themeColor="accent4" w:themeShade="BF"/>
+                        </w:rPr>
+                      </w:pPr>
                       <w:r>
                         <w:rPr>
                           <w:rFonts w:ascii="Times New Roman" w:hAnsi="Times New Roman" w:cs="Times New Roman"/>
                           <w:b/>
                           <w:bCs/>
-                          <w:color w:val="344D6C" w:themeColor="accent6" w:themeShade="80"/>
+                          <w:color w:val="B55374" w:themeColor="accent4" w:themeShade="BF"/>
                           <w:sz w:val="24"/>
                         </w:rPr>
                         <w:t xml:space="preserve">Jamia </w:t>
@@ -537,7 +543,7 @@
                           <w:rFonts w:ascii="Times New Roman" w:hAnsi="Times New Roman" w:cs="Times New Roman"/>
                           <w:b/>
                           <w:bCs/>
-                          <w:color w:val="344D6C" w:themeColor="accent6" w:themeShade="80"/>
+                          <w:color w:val="B55374" w:themeColor="accent4" w:themeShade="BF"/>
                           <w:sz w:val="24"/>
                         </w:rPr>
                         <w:t>Nagar,Okhla</w:t>
@@ -548,7 +554,7 @@
                           <w:rFonts w:ascii="Times New Roman" w:hAnsi="Times New Roman" w:cs="Times New Roman"/>
                           <w:b/>
                           <w:bCs/>
-                          <w:color w:val="344D6C" w:themeColor="accent6" w:themeShade="80"/>
+                          <w:color w:val="B55374" w:themeColor="accent4" w:themeShade="BF"/>
                           <w:sz w:val="24"/>
                         </w:rPr>
                         <w:t>,Delhi</w:t>
@@ -557,19 +563,15 @@
                       <w:r>
                         <w:rPr>
                           <w:rFonts w:ascii="Times New Roman" w:hAnsi="Times New Roman" w:cs="Times New Roman"/>
-                          <w:color w:val="344D6C" w:themeColor="accent6" w:themeShade="80"/>
+                          <w:color w:val="B55374" w:themeColor="accent4" w:themeShade="BF"/>
                           <w:sz w:val="24"/>
                         </w:rPr>
-                        <w:t xml:space="preserve"> </w:t>
-                      </w:r>
-                      <w:r>
-                        <w:rPr>
-                          <w:rFonts w:ascii="Times New Roman" w:hAnsi="Times New Roman" w:cs="Times New Roman"/>
-                          <w:sz w:val="24"/>
-                        </w:rPr>
-                        <w:t xml:space="preserve">110025 </w:t>
-                      </w:r>
-                      <w:r>
+                        <w:t xml:space="preserve"> 110025 </w:t>
+                      </w:r>
+                      <w:r>
+                        <w:rPr>
+                          <w:color w:val="B55374" w:themeColor="accent4" w:themeShade="BF"/>
+                        </w:rPr>
                         <w:t>1100</w:t>
                       </w:r>
                     </w:p>
@@ -1048,42 +1050,34 @@
                             <w:r>
                               <w:rPr>
                                 <w:rFonts w:ascii="Times New Roman" w:hAnsi="Times New Roman" w:cs="Times New Roman"/>
+                                <w:color w:val="B55374" w:themeColor="accent4" w:themeShade="BF"/>
                                 <w:sz w:val="24"/>
                                 <w:szCs w:val="24"/>
                               </w:rPr>
-                              <w:t xml:space="preserve">     </w:t>
-                            </w:r>
-                            <w:r>
-                              <w:rPr>
-                                <w:rFonts w:ascii="Times New Roman" w:hAnsi="Times New Roman" w:cs="Times New Roman"/>
-                                <w:color w:val="344D6C" w:themeColor="accent6" w:themeShade="80"/>
+                              <w:t xml:space="preserve">       </w:t>
+                            </w:r>
+                            <w:r>
+                              <w:rPr>
+                                <w:rFonts w:ascii="Times New Roman" w:hAnsi="Times New Roman" w:cs="Times New Roman"/>
+                                <w:color w:val="B55374" w:themeColor="accent4" w:themeShade="BF"/>
                                 <w:sz w:val="24"/>
                                 <w:szCs w:val="24"/>
                               </w:rPr>
-                              <w:t xml:space="preserve">  </w:t>
-                            </w:r>
-                            <w:r>
-                              <w:rPr>
-                                <w:rFonts w:ascii="Times New Roman" w:hAnsi="Times New Roman" w:cs="Times New Roman"/>
-                                <w:color w:val="344D6C" w:themeColor="accent6" w:themeShade="80"/>
+                              <w:t>Core</w:t>
+                            </w:r>
+                            <w:r>
+                              <w:rPr>
+                                <w:rFonts w:ascii="Times New Roman" w:hAnsi="Times New Roman" w:cs="Times New Roman"/>
+                                <w:color w:val="B55374" w:themeColor="accent4" w:themeShade="BF"/>
                                 <w:sz w:val="24"/>
                                 <w:szCs w:val="24"/>
                               </w:rPr>
-                              <w:t>Core</w:t>
-                            </w:r>
-                            <w:r>
-                              <w:rPr>
-                                <w:rFonts w:ascii="Times New Roman" w:hAnsi="Times New Roman" w:cs="Times New Roman"/>
-                                <w:color w:val="344D6C" w:themeColor="accent6" w:themeShade="80"/>
-                                <w:sz w:val="24"/>
-                                <w:szCs w:val="24"/>
-                              </w:rPr>
                               <w:t xml:space="preserve"> </w:t>
                             </w:r>
                             <w:r>
                               <w:rPr>
                                 <w:rFonts w:ascii="Times New Roman" w:hAnsi="Times New Roman" w:cs="Times New Roman"/>
-                                <w:color w:val="344D6C" w:themeColor="accent6" w:themeShade="80"/>
+                                <w:color w:val="B55374" w:themeColor="accent4" w:themeShade="BF"/>
                                 <w:sz w:val="24"/>
                                 <w:szCs w:val="24"/>
                               </w:rPr>
@@ -1387,42 +1381,34 @@
                       <w:r>
                         <w:rPr>
                           <w:rFonts w:ascii="Times New Roman" w:hAnsi="Times New Roman" w:cs="Times New Roman"/>
+                          <w:color w:val="B55374" w:themeColor="accent4" w:themeShade="BF"/>
                           <w:sz w:val="24"/>
                           <w:szCs w:val="24"/>
                         </w:rPr>
-                        <w:t xml:space="preserve">     </w:t>
-                      </w:r>
-                      <w:r>
-                        <w:rPr>
-                          <w:rFonts w:ascii="Times New Roman" w:hAnsi="Times New Roman" w:cs="Times New Roman"/>
-                          <w:color w:val="344D6C" w:themeColor="accent6" w:themeShade="80"/>
+                        <w:t xml:space="preserve">       </w:t>
+                      </w:r>
+                      <w:r>
+                        <w:rPr>
+                          <w:rFonts w:ascii="Times New Roman" w:hAnsi="Times New Roman" w:cs="Times New Roman"/>
+                          <w:color w:val="B55374" w:themeColor="accent4" w:themeShade="BF"/>
                           <w:sz w:val="24"/>
                           <w:szCs w:val="24"/>
                         </w:rPr>
-                        <w:t xml:space="preserve">  </w:t>
-                      </w:r>
-                      <w:r>
-                        <w:rPr>
-                          <w:rFonts w:ascii="Times New Roman" w:hAnsi="Times New Roman" w:cs="Times New Roman"/>
-                          <w:color w:val="344D6C" w:themeColor="accent6" w:themeShade="80"/>
+                        <w:t>Core</w:t>
+                      </w:r>
+                      <w:r>
+                        <w:rPr>
+                          <w:rFonts w:ascii="Times New Roman" w:hAnsi="Times New Roman" w:cs="Times New Roman"/>
+                          <w:color w:val="B55374" w:themeColor="accent4" w:themeShade="BF"/>
                           <w:sz w:val="24"/>
                           <w:szCs w:val="24"/>
                         </w:rPr>
-                        <w:t>Core</w:t>
-                      </w:r>
-                      <w:r>
-                        <w:rPr>
-                          <w:rFonts w:ascii="Times New Roman" w:hAnsi="Times New Roman" w:cs="Times New Roman"/>
-                          <w:color w:val="344D6C" w:themeColor="accent6" w:themeShade="80"/>
-                          <w:sz w:val="24"/>
-                          <w:szCs w:val="24"/>
-                        </w:rPr>
                         <w:t xml:space="preserve"> </w:t>
                       </w:r>
                       <w:r>
                         <w:rPr>
                           <w:rFonts w:ascii="Times New Roman" w:hAnsi="Times New Roman" w:cs="Times New Roman"/>
-                          <w:color w:val="344D6C" w:themeColor="accent6" w:themeShade="80"/>
+                          <w:color w:val="B55374" w:themeColor="accent4" w:themeShade="BF"/>
                           <w:sz w:val="24"/>
                           <w:szCs w:val="24"/>
                         </w:rPr>
@@ -1705,15 +1691,15 @@
         <mc:AlternateContent>
           <mc:Choice Requires="wps">
             <w:drawing>
-              <wp:anchor distT="0" distB="0" distL="114300" distR="114300" simplePos="0" relativeHeight="251665425" behindDoc="0" locked="1" layoutInCell="1" allowOverlap="1" wp14:anchorId="1AB1D12D" wp14:editId="3CDB27C2">
+              <wp:anchor distT="0" distB="0" distL="114300" distR="114300" simplePos="0" relativeHeight="251665425" behindDoc="0" locked="1" layoutInCell="1" allowOverlap="1" wp14:anchorId="1AB1D12D" wp14:editId="252CA55F">
                 <wp:simplePos x="0" y="0"/>
                 <wp:positionH relativeFrom="margin">
                   <wp:align>left</wp:align>
                 </wp:positionH>
                 <wp:positionV relativeFrom="page">
-                  <wp:posOffset>7330440</wp:posOffset>
+                  <wp:posOffset>7331075</wp:posOffset>
                 </wp:positionV>
-                <wp:extent cx="2337435" cy="2366010"/>
+                <wp:extent cx="2305050" cy="2366010"/>
                 <wp:effectExtent l="0" t="0" r="0" b="0"/>
                 <wp:wrapNone/>
                 <wp:docPr id="22" name="Text Box 22"/>
@@ -1725,7 +1711,7 @@
                       <wps:spPr>
                         <a:xfrm>
                           <a:off x="0" y="0"/>
-                          <a:ext cx="2337683" cy="2366010"/>
+                          <a:ext cx="2305050" cy="2366010"/>
                         </a:xfrm>
                         <a:prstGeom prst="rect">
                           <a:avLst/>
@@ -1757,7 +1743,7 @@
                               <w:pStyle w:val="Heading2"/>
                               <w:rPr>
                                 <w:rFonts w:ascii="Times New Roman" w:hAnsi="Times New Roman" w:cs="Times New Roman"/>
-                                <w:color w:val="344D6C" w:themeColor="accent6" w:themeShade="80"/>
+                                <w:color w:val="B55374" w:themeColor="accent4" w:themeShade="BF"/>
                                 <w:sz w:val="24"/>
                                 <w:szCs w:val="24"/>
                               </w:rPr>
@@ -1765,7 +1751,7 @@
                             <w:r>
                               <w:rPr>
                                 <w:rFonts w:ascii="Times New Roman" w:hAnsi="Times New Roman" w:cs="Times New Roman"/>
-                                <w:color w:val="344D6C" w:themeColor="accent6" w:themeShade="80"/>
+                                <w:color w:val="B55374" w:themeColor="accent4" w:themeShade="BF"/>
                                 <w:sz w:val="24"/>
                                 <w:szCs w:val="24"/>
                               </w:rPr>
@@ -1780,7 +1766,7 @@
                                 <w:rFonts w:ascii="Times New Roman" w:hAnsi="Times New Roman" w:cs="Times New Roman"/>
                                 <w:b/>
                                 <w:bCs/>
-                                <w:color w:val="344D6C" w:themeColor="accent6" w:themeShade="80"/>
+                                <w:color w:val="B55374" w:themeColor="accent4" w:themeShade="BF"/>
                                 <w:sz w:val="22"/>
                                 <w:szCs w:val="22"/>
                               </w:rPr>
@@ -1790,7 +1776,7 @@
                                 <w:rFonts w:ascii="Times New Roman" w:hAnsi="Times New Roman" w:cs="Times New Roman"/>
                                 <w:b/>
                                 <w:bCs/>
-                                <w:color w:val="344D6C" w:themeColor="accent6" w:themeShade="80"/>
+                                <w:color w:val="B55374" w:themeColor="accent4" w:themeShade="BF"/>
                                 <w:sz w:val="22"/>
                                 <w:szCs w:val="22"/>
                               </w:rPr>
@@ -1891,7 +1877,7 @@
                                 <w:rFonts w:ascii="Times New Roman" w:hAnsi="Times New Roman" w:cs="Times New Roman"/>
                                 <w:b/>
                                 <w:bCs/>
-                                <w:color w:val="344D6C" w:themeColor="accent6" w:themeShade="80"/>
+                                <w:color w:val="B55374" w:themeColor="accent4" w:themeShade="BF"/>
                                 <w:sz w:val="22"/>
                                 <w:szCs w:val="22"/>
                               </w:rPr>
@@ -1901,7 +1887,7 @@
                                 <w:rFonts w:ascii="Times New Roman" w:hAnsi="Times New Roman" w:cs="Times New Roman"/>
                                 <w:b/>
                                 <w:bCs/>
-                                <w:color w:val="344D6C" w:themeColor="accent6" w:themeShade="80"/>
+                                <w:color w:val="B55374" w:themeColor="accent4" w:themeShade="BF"/>
                                 <w:sz w:val="22"/>
                                 <w:szCs w:val="22"/>
                               </w:rPr>
@@ -1977,7 +1963,7 @@
                                 <w:rFonts w:ascii="Times New Roman" w:hAnsi="Times New Roman" w:cs="Times New Roman"/>
                                 <w:b/>
                                 <w:bCs/>
-                                <w:color w:val="344D6C" w:themeColor="accent6" w:themeShade="80"/>
+                                <w:color w:val="B55374" w:themeColor="accent4" w:themeShade="BF"/>
                                 <w:sz w:val="22"/>
                                 <w:szCs w:val="22"/>
                               </w:rPr>
@@ -1987,7 +1973,7 @@
                                 <w:rFonts w:ascii="Times New Roman" w:hAnsi="Times New Roman" w:cs="Times New Roman"/>
                                 <w:b/>
                                 <w:bCs/>
-                                <w:color w:val="344D6C" w:themeColor="accent6" w:themeShade="80"/>
+                                <w:color w:val="B55374" w:themeColor="accent4" w:themeShade="BF"/>
                                 <w:sz w:val="22"/>
                                 <w:szCs w:val="22"/>
                               </w:rPr>
@@ -2078,7 +2064,7 @@
           </mc:Choice>
           <mc:Fallback>
             <w:pict>
-              <v:shape w14:anchorId="1AB1D12D" id="Text Box 22" o:spid="_x0000_s1031" type="#_x0000_t202" style="position:absolute;margin-left:0;margin-top:577.2pt;width:184.05pt;height:186.3pt;z-index:251665425;visibility:visible;mso-wrap-style:square;mso-width-percent:0;mso-height-percent:0;mso-wrap-distance-left:9pt;mso-wrap-distance-top:0;mso-wrap-distance-right:9pt;mso-wrap-distance-bottom:0;mso-position-horizontal:left;mso-position-horizontal-relative:margin;mso-position-vertical:absolute;mso-position-vertical-relative:page;mso-width-percent:0;mso-height-percent:0;mso-width-relative:margin;mso-height-relative:margin;v-text-anchor:top" o:gfxdata="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" filled="f" stroked="f">
+              <v:shape w14:anchorId="1AB1D12D" id="Text Box 22" o:spid="_x0000_s1031" type="#_x0000_t202" style="position:absolute;margin-left:0;margin-top:577.25pt;width:181.5pt;height:186.3pt;z-index:251665425;visibility:visible;mso-wrap-style:square;mso-width-percent:0;mso-height-percent:0;mso-wrap-distance-left:9pt;mso-wrap-distance-top:0;mso-wrap-distance-right:9pt;mso-wrap-distance-bottom:0;mso-position-horizontal:left;mso-position-horizontal-relative:margin;mso-position-vertical:absolute;mso-position-vertical-relative:page;mso-width-percent:0;mso-height-percent:0;mso-width-relative:margin;mso-height-relative:margin;v-text-anchor:top" o:gfxdata="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" filled="f" stroked="f">
                 <v:textbox>
                   <w:txbxContent>
                     <w:p>
@@ -2086,7 +2072,7 @@
                         <w:pStyle w:val="Heading2"/>
                         <w:rPr>
                           <w:rFonts w:ascii="Times New Roman" w:hAnsi="Times New Roman" w:cs="Times New Roman"/>
-                          <w:color w:val="344D6C" w:themeColor="accent6" w:themeShade="80"/>
+                          <w:color w:val="B55374" w:themeColor="accent4" w:themeShade="BF"/>
                           <w:sz w:val="24"/>
                           <w:szCs w:val="24"/>
                         </w:rPr>
@@ -2094,7 +2080,7 @@
                       <w:r>
                         <w:rPr>
                           <w:rFonts w:ascii="Times New Roman" w:hAnsi="Times New Roman" w:cs="Times New Roman"/>
-                          <w:color w:val="344D6C" w:themeColor="accent6" w:themeShade="80"/>
+                          <w:color w:val="B55374" w:themeColor="accent4" w:themeShade="BF"/>
                           <w:sz w:val="24"/>
                           <w:szCs w:val="24"/>
                         </w:rPr>
@@ -2109,7 +2095,7 @@
                           <w:rFonts w:ascii="Times New Roman" w:hAnsi="Times New Roman" w:cs="Times New Roman"/>
                           <w:b/>
                           <w:bCs/>
-                          <w:color w:val="344D6C" w:themeColor="accent6" w:themeShade="80"/>
+                          <w:color w:val="B55374" w:themeColor="accent4" w:themeShade="BF"/>
                           <w:sz w:val="22"/>
                           <w:szCs w:val="22"/>
                         </w:rPr>
@@ -2119,7 +2105,7 @@
                           <w:rFonts w:ascii="Times New Roman" w:hAnsi="Times New Roman" w:cs="Times New Roman"/>
                           <w:b/>
                           <w:bCs/>
-                          <w:color w:val="344D6C" w:themeColor="accent6" w:themeShade="80"/>
+                          <w:color w:val="B55374" w:themeColor="accent4" w:themeShade="BF"/>
                           <w:sz w:val="22"/>
                           <w:szCs w:val="22"/>
                         </w:rPr>
@@ -2220,7 +2206,7 @@
                           <w:rFonts w:ascii="Times New Roman" w:hAnsi="Times New Roman" w:cs="Times New Roman"/>
                           <w:b/>
                           <w:bCs/>
-                          <w:color w:val="344D6C" w:themeColor="accent6" w:themeShade="80"/>
+                          <w:color w:val="B55374" w:themeColor="accent4" w:themeShade="BF"/>
                           <w:sz w:val="22"/>
                           <w:szCs w:val="22"/>
                         </w:rPr>
@@ -2230,7 +2216,7 @@
                           <w:rFonts w:ascii="Times New Roman" w:hAnsi="Times New Roman" w:cs="Times New Roman"/>
                           <w:b/>
                           <w:bCs/>
-                          <w:color w:val="344D6C" w:themeColor="accent6" w:themeShade="80"/>
+                          <w:color w:val="B55374" w:themeColor="accent4" w:themeShade="BF"/>
                           <w:sz w:val="22"/>
                           <w:szCs w:val="22"/>
                         </w:rPr>
@@ -2306,7 +2292,7 @@
                           <w:rFonts w:ascii="Times New Roman" w:hAnsi="Times New Roman" w:cs="Times New Roman"/>
                           <w:b/>
                           <w:bCs/>
-                          <w:color w:val="344D6C" w:themeColor="accent6" w:themeShade="80"/>
+                          <w:color w:val="B55374" w:themeColor="accent4" w:themeShade="BF"/>
                           <w:sz w:val="22"/>
                           <w:szCs w:val="22"/>
                         </w:rPr>
@@ -2316,7 +2302,7 @@
                           <w:rFonts w:ascii="Times New Roman" w:hAnsi="Times New Roman" w:cs="Times New Roman"/>
                           <w:b/>
                           <w:bCs/>
-                          <w:color w:val="344D6C" w:themeColor="accent6" w:themeShade="80"/>
+                          <w:color w:val="B55374" w:themeColor="accent4" w:themeShade="BF"/>
                           <w:sz w:val="22"/>
                           <w:szCs w:val="22"/>
                         </w:rPr>
@@ -2401,16 +2387,16 @@
         <mc:AlternateContent>
           <mc:Choice Requires="wps">
             <w:drawing>
-              <wp:anchor distT="0" distB="0" distL="114300" distR="114300" simplePos="0" relativeHeight="251666449" behindDoc="0" locked="1" layoutInCell="1" allowOverlap="1" wp14:anchorId="0378ED76" wp14:editId="57EF0CD1">
+              <wp:anchor distT="0" distB="0" distL="114300" distR="114300" simplePos="0" relativeHeight="251666449" behindDoc="0" locked="1" layoutInCell="1" allowOverlap="1" wp14:anchorId="0378ED76" wp14:editId="3AFB62C3">
                 <wp:simplePos x="0" y="0"/>
                 <wp:positionH relativeFrom="margin">
-                  <wp:posOffset>2261870</wp:posOffset>
+                  <wp:posOffset>2134870</wp:posOffset>
                 </wp:positionH>
                 <wp:positionV relativeFrom="page">
-                  <wp:posOffset>3044825</wp:posOffset>
+                  <wp:posOffset>2877820</wp:posOffset>
                 </wp:positionV>
-                <wp:extent cx="4598670" cy="7336790"/>
-                <wp:effectExtent l="0" t="0" r="11430" b="0"/>
+                <wp:extent cx="4793615" cy="7550150"/>
+                <wp:effectExtent l="0" t="0" r="6985" b="0"/>
                 <wp:wrapNone/>
                 <wp:docPr id="17" name="Text Box 17"/>
                 <wp:cNvGraphicFramePr/>
@@ -2421,7 +2407,7 @@
                       <wps:spPr>
                         <a:xfrm>
                           <a:off x="0" y="0"/>
-                          <a:ext cx="4598670" cy="7336790"/>
+                          <a:ext cx="4793615" cy="7550150"/>
                         </a:xfrm>
                         <a:prstGeom prst="rect">
                           <a:avLst/>
@@ -2455,7 +2441,8 @@
                                 <w:rFonts w:ascii="Times New Roman" w:hAnsi="Times New Roman" w:cs="Times New Roman"/>
                                 <w:b/>
                                 <w:bCs/>
-                                <w:color w:val="344D6C" w:themeColor="accent6" w:themeShade="80"/>
+                                <w:color w:val="B55374" w:themeColor="accent4" w:themeShade="BF"/>
+                                <w:u w:val="single"/>
                               </w:rPr>
                             </w:pPr>
                             <w:r>
@@ -2463,7 +2450,8 @@
                                 <w:rFonts w:ascii="Times New Roman" w:hAnsi="Times New Roman" w:cs="Times New Roman"/>
                                 <w:b/>
                                 <w:bCs/>
-                                <w:color w:val="344D6C" w:themeColor="accent6" w:themeShade="80"/>
+                                <w:color w:val="B55374" w:themeColor="accent4" w:themeShade="BF"/>
+                                <w:u w:val="single"/>
                               </w:rPr>
                               <w:t>Professional Experience</w:t>
                             </w:r>
@@ -2475,63 +2463,100 @@
                                 <w:rFonts w:ascii="Times New Roman" w:hAnsi="Times New Roman" w:cs="Times New Roman"/>
                                 <w:b/>
                                 <w:bCs/>
-                                <w:color w:val="344D6C" w:themeColor="accent6" w:themeShade="80"/>
+                                <w:color w:val="B55374" w:themeColor="accent4" w:themeShade="BF"/>
+                                <w:sz w:val="20"/>
+                                <w:szCs w:val="20"/>
                               </w:rPr>
                             </w:pPr>
                             <w:r>
                               <w:rPr>
                                 <w:rFonts w:ascii="Times New Roman" w:hAnsi="Times New Roman" w:cs="Times New Roman"/>
-                              </w:rPr>
-                              <w:t>(</w:t>
-                            </w:r>
-                            <w:r>
-                              <w:rPr>
-                                <w:rFonts w:ascii="Times New Roman" w:hAnsi="Times New Roman" w:cs="Times New Roman"/>
-                                <w:color w:val="344D6C" w:themeColor="accent6" w:themeShade="80"/>
-                              </w:rPr>
-                              <w:t>L&amp;T) | Jr Electrical Eng</w:t>
-                            </w:r>
-                            <w:r>
-                              <w:rPr>
-                                <w:rFonts w:ascii="Times New Roman" w:hAnsi="Times New Roman" w:cs="Times New Roman"/>
-                                <w:color w:val="344D6C" w:themeColor="accent6" w:themeShade="80"/>
-                              </w:rPr>
-                              <w:t>g</w:t>
-                            </w:r>
-                            <w:r>
-                              <w:rPr>
-                                <w:rFonts w:ascii="Times New Roman" w:hAnsi="Times New Roman" w:cs="Times New Roman"/>
-                                <w:color w:val="344D6C" w:themeColor="accent6" w:themeShade="80"/>
-                              </w:rPr>
-                              <w:tab/>
-                            </w:r>
-                            <w:r>
-                              <w:rPr>
-                                <w:rFonts w:ascii="Times New Roman" w:hAnsi="Times New Roman" w:cs="Times New Roman"/>
-                                <w:color w:val="344D6C" w:themeColor="accent6" w:themeShade="80"/>
+                                <w:b/>
+                                <w:bCs/>
+                                <w:color w:val="B55374" w:themeColor="accent4" w:themeShade="BF"/>
+                                <w:sz w:val="20"/>
+                                <w:szCs w:val="20"/>
+                              </w:rPr>
+                              <w:t xml:space="preserve">(L&amp;T MHI Power </w:t>
+                            </w:r>
+                            <w:proofErr w:type="gramStart"/>
+                            <w:r>
+                              <w:rPr>
+                                <w:rFonts w:ascii="Times New Roman" w:hAnsi="Times New Roman" w:cs="Times New Roman"/>
+                                <w:b/>
+                                <w:bCs/>
+                                <w:color w:val="B55374" w:themeColor="accent4" w:themeShade="BF"/>
+                                <w:sz w:val="20"/>
+                                <w:szCs w:val="20"/>
+                              </w:rPr>
+                              <w:t>Boiler)SUPERVISOR</w:t>
+                            </w:r>
+                            <w:proofErr w:type="gramEnd"/>
+                            <w:r>
+                              <w:rPr>
+                                <w:rFonts w:ascii="Times New Roman" w:hAnsi="Times New Roman" w:cs="Times New Roman"/>
+                                <w:b/>
+                                <w:bCs/>
+                                <w:color w:val="B55374" w:themeColor="accent4" w:themeShade="BF"/>
+                                <w:sz w:val="20"/>
+                                <w:szCs w:val="20"/>
+                              </w:rPr>
+                              <w:t xml:space="preserve"> </w:t>
+                            </w:r>
+                            <w:r>
+                              <w:rPr>
+                                <w:rFonts w:ascii="Times New Roman" w:hAnsi="Times New Roman" w:cs="Times New Roman"/>
+                                <w:b/>
+                                <w:bCs/>
+                                <w:color w:val="B55374" w:themeColor="accent4" w:themeShade="BF"/>
+                                <w:sz w:val="20"/>
+                                <w:szCs w:val="20"/>
+                              </w:rPr>
+                              <w:t xml:space="preserve"> </w:t>
+                            </w:r>
+                            <w:r>
+                              <w:rPr>
+                                <w:rFonts w:ascii="Times New Roman" w:hAnsi="Times New Roman" w:cs="Times New Roman"/>
+                                <w:b/>
+                                <w:bCs/>
+                                <w:color w:val="B55374" w:themeColor="accent4" w:themeShade="BF"/>
+                                <w:sz w:val="20"/>
+                                <w:szCs w:val="20"/>
                               </w:rPr>
                               <w:t>OCT</w:t>
                             </w:r>
                             <w:r>
                               <w:rPr>
                                 <w:rFonts w:ascii="Times New Roman" w:hAnsi="Times New Roman" w:cs="Times New Roman"/>
-                                <w:color w:val="344D6C" w:themeColor="accent6" w:themeShade="80"/>
+                                <w:b/>
+                                <w:bCs/>
+                                <w:color w:val="B55374" w:themeColor="accent4" w:themeShade="BF"/>
+                                <w:sz w:val="20"/>
+                                <w:szCs w:val="20"/>
                               </w:rPr>
                               <w:t xml:space="preserve"> 20</w:t>
                             </w:r>
                             <w:r>
                               <w:rPr>
                                 <w:rFonts w:ascii="Times New Roman" w:hAnsi="Times New Roman" w:cs="Times New Roman"/>
-                                <w:color w:val="344D6C" w:themeColor="accent6" w:themeShade="80"/>
+                                <w:b/>
+                                <w:bCs/>
+                                <w:color w:val="B55374" w:themeColor="accent4" w:themeShade="BF"/>
+                                <w:sz w:val="20"/>
+                                <w:szCs w:val="20"/>
                               </w:rPr>
                               <w:t>24</w:t>
                             </w:r>
                             <w:r>
                               <w:rPr>
                                 <w:rFonts w:ascii="Times New Roman" w:hAnsi="Times New Roman" w:cs="Times New Roman"/>
-                                <w:color w:val="344D6C" w:themeColor="accent6" w:themeShade="80"/>
-                              </w:rPr>
-                              <w:t>– Present</w:t>
+                                <w:b/>
+                                <w:bCs/>
+                                <w:color w:val="B55374" w:themeColor="accent4" w:themeShade="BF"/>
+                                <w:sz w:val="20"/>
+                                <w:szCs w:val="20"/>
+                              </w:rPr>
+                              <w:t>–Present</w:t>
                             </w:r>
                           </w:p>
                           <w:p>
@@ -2608,7 +2633,75 @@
                                 <w:sz w:val="22"/>
                                 <w:szCs w:val="22"/>
                               </w:rPr>
-                              <w:t>Supporting electrical commissioning activities for industrial projects, with responsibilities spanning equipment testing, client billing, site coordination, and project documentation.</w:t>
+                              <w:t>Supporting electrical commissioning</w:t>
+                            </w:r>
+                            <w:r>
+                              <w:rPr>
+                                <w:rFonts w:ascii="Times New Roman" w:hAnsi="Times New Roman" w:cs="Times New Roman"/>
+                                <w:sz w:val="22"/>
+                                <w:szCs w:val="22"/>
+                              </w:rPr>
+                              <w:t xml:space="preserve"> &amp; planning</w:t>
+                            </w:r>
+                            <w:r>
+                              <w:rPr>
+                                <w:rFonts w:ascii="Times New Roman" w:hAnsi="Times New Roman" w:cs="Times New Roman"/>
+                                <w:sz w:val="22"/>
+                                <w:szCs w:val="22"/>
+                              </w:rPr>
+                              <w:t xml:space="preserve"> activities for industrial </w:t>
+                            </w:r>
+                            <w:proofErr w:type="gramStart"/>
+                            <w:r>
+                              <w:rPr>
+                                <w:rFonts w:ascii="Times New Roman" w:hAnsi="Times New Roman" w:cs="Times New Roman"/>
+                                <w:sz w:val="22"/>
+                                <w:szCs w:val="22"/>
+                              </w:rPr>
+                              <w:t>projects</w:t>
+                            </w:r>
+                            <w:r>
+                              <w:rPr>
+                                <w:rFonts w:ascii="Times New Roman" w:hAnsi="Times New Roman" w:cs="Times New Roman"/>
+                                <w:sz w:val="22"/>
+                                <w:szCs w:val="22"/>
+                              </w:rPr>
+                              <w:t>(</w:t>
+                            </w:r>
+                            <w:proofErr w:type="gramEnd"/>
+                            <w:r>
+                              <w:rPr>
+                                <w:rFonts w:ascii="Times New Roman" w:hAnsi="Times New Roman" w:cs="Times New Roman"/>
+                                <w:sz w:val="22"/>
+                                <w:szCs w:val="22"/>
+                              </w:rPr>
+                              <w:t xml:space="preserve">2*660 MW </w:t>
+                            </w:r>
+                            <w:proofErr w:type="spellStart"/>
+                            <w:r>
+                              <w:rPr>
+                                <w:rFonts w:ascii="Times New Roman" w:hAnsi="Times New Roman" w:cs="Times New Roman"/>
+                                <w:sz w:val="22"/>
+                                <w:szCs w:val="22"/>
+                              </w:rPr>
+                              <w:t>Khurja</w:t>
+                            </w:r>
+                            <w:proofErr w:type="spellEnd"/>
+                            <w:r>
+                              <w:rPr>
+                                <w:rFonts w:ascii="Times New Roman" w:hAnsi="Times New Roman" w:cs="Times New Roman"/>
+                                <w:sz w:val="22"/>
+                                <w:szCs w:val="22"/>
+                              </w:rPr>
+                              <w:t xml:space="preserve"> Super Thermal Power Pant)</w:t>
+                            </w:r>
+                            <w:r>
+                              <w:rPr>
+                                <w:rFonts w:ascii="Times New Roman" w:hAnsi="Times New Roman" w:cs="Times New Roman"/>
+                                <w:sz w:val="22"/>
+                                <w:szCs w:val="22"/>
+                              </w:rPr>
+                              <w:t xml:space="preserve"> with responsibilities spanning equipment testing, client billing, site coordination, and project documentation.</w:t>
                             </w:r>
                           </w:p>
                           <w:p>
@@ -2821,57 +2914,55 @@
                             <w:r>
                               <w:rPr>
                                 <w:rFonts w:ascii="Times New Roman" w:hAnsi="Times New Roman" w:cs="Times New Roman"/>
-                                <w:color w:val="344D6C" w:themeColor="accent6" w:themeShade="80"/>
-                                <w:sz w:val="24"/>
-                                <w:szCs w:val="24"/>
-                              </w:rPr>
-                              <w:t>(L&amp;T) | Jr Electrical Engg</w:t>
-                            </w:r>
-                            <w:r>
-                              <w:rPr>
-                                <w:color w:val="344D6C" w:themeColor="accent6" w:themeShade="80"/>
+                                <w:color w:val="B55374" w:themeColor="accent4" w:themeShade="BF"/>
+                              </w:rPr>
+                              <w:t>(L&amp;T MHI Power Boiler) SUPERVISOR</w:t>
+                            </w:r>
+                            <w:r>
+                              <w:rPr>
+                                <w:color w:val="B55374" w:themeColor="accent4" w:themeShade="BF"/>
                               </w:rPr>
                               <w:tab/>
                             </w:r>
                             <w:r>
                               <w:rPr>
-                                <w:color w:val="344D6C" w:themeColor="accent6" w:themeShade="80"/>
+                                <w:color w:val="B55374" w:themeColor="accent4" w:themeShade="BF"/>
                               </w:rPr>
                               <w:t>Sep</w:t>
                             </w:r>
                             <w:r>
                               <w:rPr>
-                                <w:color w:val="344D6C" w:themeColor="accent6" w:themeShade="80"/>
+                                <w:color w:val="B55374" w:themeColor="accent4" w:themeShade="BF"/>
                               </w:rPr>
                               <w:t xml:space="preserve"> 20</w:t>
                             </w:r>
                             <w:r>
                               <w:rPr>
-                                <w:color w:val="344D6C" w:themeColor="accent6" w:themeShade="80"/>
+                                <w:color w:val="B55374" w:themeColor="accent4" w:themeShade="BF"/>
                               </w:rPr>
                               <w:t>22</w:t>
                             </w:r>
                             <w:r>
                               <w:rPr>
-                                <w:color w:val="344D6C" w:themeColor="accent6" w:themeShade="80"/>
+                                <w:color w:val="B55374" w:themeColor="accent4" w:themeShade="BF"/>
                               </w:rPr>
                               <w:t xml:space="preserve"> – </w:t>
                             </w:r>
                             <w:r>
                               <w:rPr>
-                                <w:color w:val="344D6C" w:themeColor="accent6" w:themeShade="80"/>
+                                <w:color w:val="B55374" w:themeColor="accent4" w:themeShade="BF"/>
                               </w:rPr>
                               <w:t>sep</w:t>
                             </w:r>
                             <w:r>
                               <w:rPr>
-                                <w:color w:val="344D6C" w:themeColor="accent6" w:themeShade="80"/>
+                                <w:color w:val="B55374" w:themeColor="accent4" w:themeShade="BF"/>
                               </w:rPr>
                               <w:t xml:space="preserve"> 20</w:t>
                             </w:r>
                             <w:r>
                               <w:rPr>
-                                <w:color w:val="344D6C" w:themeColor="accent6" w:themeShade="80"/>
+                                <w:color w:val="B55374" w:themeColor="accent4" w:themeShade="BF"/>
                               </w:rPr>
                               <w:t>24</w:t>
                             </w:r>
@@ -2929,8 +3020,32 @@
                                 <w:sz w:val="22"/>
                                 <w:szCs w:val="22"/>
                               </w:rPr>
-                              <w:t>Managed commercial, tendering, and project coordination activities for the spares business, ensuring smooth order execution, customer compliance, and effective cross-functional collaboration.</w:t>
-                            </w:r>
+                              <w:t>Managed commercial, tendering, and project coordination activities for the spares business, ensuring smooth order execution</w:t>
+                            </w:r>
+                            <w:r>
+                              <w:rPr>
+                                <w:rFonts w:ascii="Times New Roman" w:hAnsi="Times New Roman" w:cs="Times New Roman"/>
+                                <w:sz w:val="22"/>
+                                <w:szCs w:val="22"/>
+                              </w:rPr>
+                              <w:t>.</w:t>
+                            </w:r>
+                          </w:p>
+                          <w:p>
+                            <w:pPr>
+                              <w:pStyle w:val="ListBullet"/>
+                              <w:numPr>
+                                <w:ilvl w:val="0"/>
+                                <w:numId w:val="0"/>
+                              </w:numPr>
+                              <w:ind w:left="720" w:hanging="360"/>
+                              <w:jc w:val="both"/>
+                              <w:rPr>
+                                <w:rFonts w:ascii="Times New Roman" w:hAnsi="Times New Roman" w:cs="Times New Roman"/>
+                                <w:sz w:val="22"/>
+                                <w:szCs w:val="22"/>
+                              </w:rPr>
+                            </w:pPr>
                           </w:p>
                           <w:p>
                             <w:pPr>
@@ -3079,7 +3194,7 @@
           </mc:Choice>
           <mc:Fallback>
             <w:pict>
-              <v:shape w14:anchorId="0378ED76" id="Text Box 17" o:spid="_x0000_s1032" type="#_x0000_t202" style="position:absolute;margin-left:178.1pt;margin-top:239.75pt;width:362.1pt;height:577.7pt;z-index:251666449;visibility:visible;mso-wrap-style:square;mso-width-percent:0;mso-height-percent:0;mso-wrap-distance-left:9pt;mso-wrap-distance-top:0;mso-wrap-distance-right:9pt;mso-wrap-distance-bottom:0;mso-position-horizontal:absolute;mso-position-horizontal-relative:margin;mso-position-vertical:absolute;mso-position-vertical-relative:page;mso-width-percent:0;mso-height-percent:0;mso-width-relative:margin;mso-height-relative:margin;v-text-anchor:top" o:gfxdata="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" filled="f" stroked="f">
+              <v:shape w14:anchorId="0378ED76" id="Text Box 17" o:spid="_x0000_s1032" type="#_x0000_t202" style="position:absolute;margin-left:168.1pt;margin-top:226.6pt;width:377.45pt;height:594.5pt;z-index:251666449;visibility:visible;mso-wrap-style:square;mso-width-percent:0;mso-height-percent:0;mso-wrap-distance-left:9pt;mso-wrap-distance-top:0;mso-wrap-distance-right:9pt;mso-wrap-distance-bottom:0;mso-position-horizontal:absolute;mso-position-horizontal-relative:margin;mso-position-vertical:absolute;mso-position-vertical-relative:page;mso-width-percent:0;mso-height-percent:0;mso-width-relative:margin;mso-height-relative:margin;v-text-anchor:top" o:gfxdata="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" filled="f" stroked="f">
                 <v:textbox inset=",,0">
                   <w:txbxContent>
                     <w:p>
@@ -3089,7 +3204,8 @@
                           <w:rFonts w:ascii="Times New Roman" w:hAnsi="Times New Roman" w:cs="Times New Roman"/>
                           <w:b/>
                           <w:bCs/>
-                          <w:color w:val="344D6C" w:themeColor="accent6" w:themeShade="80"/>
+                          <w:color w:val="B55374" w:themeColor="accent4" w:themeShade="BF"/>
+                          <w:u w:val="single"/>
                         </w:rPr>
                       </w:pPr>
                       <w:r>
@@ -3097,7 +3213,8 @@
                           <w:rFonts w:ascii="Times New Roman" w:hAnsi="Times New Roman" w:cs="Times New Roman"/>
                           <w:b/>
                           <w:bCs/>
-                          <w:color w:val="344D6C" w:themeColor="accent6" w:themeShade="80"/>
+                          <w:color w:val="B55374" w:themeColor="accent4" w:themeShade="BF"/>
+                          <w:u w:val="single"/>
                         </w:rPr>
                         <w:t>Professional Experience</w:t>
                       </w:r>
@@ -3109,63 +3226,100 @@
                           <w:rFonts w:ascii="Times New Roman" w:hAnsi="Times New Roman" w:cs="Times New Roman"/>
                           <w:b/>
                           <w:bCs/>
-                          <w:color w:val="344D6C" w:themeColor="accent6" w:themeShade="80"/>
+                          <w:color w:val="B55374" w:themeColor="accent4" w:themeShade="BF"/>
+                          <w:sz w:val="20"/>
+                          <w:szCs w:val="20"/>
                         </w:rPr>
                       </w:pPr>
                       <w:r>
                         <w:rPr>
                           <w:rFonts w:ascii="Times New Roman" w:hAnsi="Times New Roman" w:cs="Times New Roman"/>
-                        </w:rPr>
-                        <w:t>(</w:t>
-                      </w:r>
-                      <w:r>
-                        <w:rPr>
-                          <w:rFonts w:ascii="Times New Roman" w:hAnsi="Times New Roman" w:cs="Times New Roman"/>
-                          <w:color w:val="344D6C" w:themeColor="accent6" w:themeShade="80"/>
-                        </w:rPr>
-                        <w:t>L&amp;T) | Jr Electrical Eng</w:t>
-                      </w:r>
-                      <w:r>
-                        <w:rPr>
-                          <w:rFonts w:ascii="Times New Roman" w:hAnsi="Times New Roman" w:cs="Times New Roman"/>
-                          <w:color w:val="344D6C" w:themeColor="accent6" w:themeShade="80"/>
-                        </w:rPr>
-                        <w:t>g</w:t>
-                      </w:r>
-                      <w:r>
-                        <w:rPr>
-                          <w:rFonts w:ascii="Times New Roman" w:hAnsi="Times New Roman" w:cs="Times New Roman"/>
-                          <w:color w:val="344D6C" w:themeColor="accent6" w:themeShade="80"/>
-                        </w:rPr>
-                        <w:tab/>
-                      </w:r>
-                      <w:r>
-                        <w:rPr>
-                          <w:rFonts w:ascii="Times New Roman" w:hAnsi="Times New Roman" w:cs="Times New Roman"/>
-                          <w:color w:val="344D6C" w:themeColor="accent6" w:themeShade="80"/>
+                          <w:b/>
+                          <w:bCs/>
+                          <w:color w:val="B55374" w:themeColor="accent4" w:themeShade="BF"/>
+                          <w:sz w:val="20"/>
+                          <w:szCs w:val="20"/>
+                        </w:rPr>
+                        <w:t xml:space="preserve">(L&amp;T MHI Power </w:t>
+                      </w:r>
+                      <w:proofErr w:type="gramStart"/>
+                      <w:r>
+                        <w:rPr>
+                          <w:rFonts w:ascii="Times New Roman" w:hAnsi="Times New Roman" w:cs="Times New Roman"/>
+                          <w:b/>
+                          <w:bCs/>
+                          <w:color w:val="B55374" w:themeColor="accent4" w:themeShade="BF"/>
+                          <w:sz w:val="20"/>
+                          <w:szCs w:val="20"/>
+                        </w:rPr>
+                        <w:t>Boiler)SUPERVISOR</w:t>
+                      </w:r>
+                      <w:proofErr w:type="gramEnd"/>
+                      <w:r>
+                        <w:rPr>
+                          <w:rFonts w:ascii="Times New Roman" w:hAnsi="Times New Roman" w:cs="Times New Roman"/>
+                          <w:b/>
+                          <w:bCs/>
+                          <w:color w:val="B55374" w:themeColor="accent4" w:themeShade="BF"/>
+                          <w:sz w:val="20"/>
+                          <w:szCs w:val="20"/>
+                        </w:rPr>
+                        <w:t xml:space="preserve"> </w:t>
+                      </w:r>
+                      <w:r>
+                        <w:rPr>
+                          <w:rFonts w:ascii="Times New Roman" w:hAnsi="Times New Roman" w:cs="Times New Roman"/>
+                          <w:b/>
+                          <w:bCs/>
+                          <w:color w:val="B55374" w:themeColor="accent4" w:themeShade="BF"/>
+                          <w:sz w:val="20"/>
+                          <w:szCs w:val="20"/>
+                        </w:rPr>
+                        <w:t xml:space="preserve"> </w:t>
+                      </w:r>
+                      <w:r>
+                        <w:rPr>
+                          <w:rFonts w:ascii="Times New Roman" w:hAnsi="Times New Roman" w:cs="Times New Roman"/>
+                          <w:b/>
+                          <w:bCs/>
+                          <w:color w:val="B55374" w:themeColor="accent4" w:themeShade="BF"/>
+                          <w:sz w:val="20"/>
+                          <w:szCs w:val="20"/>
                         </w:rPr>
                         <w:t>OCT</w:t>
                       </w:r>
                       <w:r>
                         <w:rPr>
                           <w:rFonts w:ascii="Times New Roman" w:hAnsi="Times New Roman" w:cs="Times New Roman"/>
-                          <w:color w:val="344D6C" w:themeColor="accent6" w:themeShade="80"/>
+                          <w:b/>
+                          <w:bCs/>
+                          <w:color w:val="B55374" w:themeColor="accent4" w:themeShade="BF"/>
+                          <w:sz w:val="20"/>
+                          <w:szCs w:val="20"/>
                         </w:rPr>
                         <w:t xml:space="preserve"> 20</w:t>
                       </w:r>
                       <w:r>
                         <w:rPr>
                           <w:rFonts w:ascii="Times New Roman" w:hAnsi="Times New Roman" w:cs="Times New Roman"/>
-                          <w:color w:val="344D6C" w:themeColor="accent6" w:themeShade="80"/>
+                          <w:b/>
+                          <w:bCs/>
+                          <w:color w:val="B55374" w:themeColor="accent4" w:themeShade="BF"/>
+                          <w:sz w:val="20"/>
+                          <w:szCs w:val="20"/>
                         </w:rPr>
                         <w:t>24</w:t>
                       </w:r>
                       <w:r>
                         <w:rPr>
                           <w:rFonts w:ascii="Times New Roman" w:hAnsi="Times New Roman" w:cs="Times New Roman"/>
-                          <w:color w:val="344D6C" w:themeColor="accent6" w:themeShade="80"/>
-                        </w:rPr>
-                        <w:t>– Present</w:t>
+                          <w:b/>
+                          <w:bCs/>
+                          <w:color w:val="B55374" w:themeColor="accent4" w:themeShade="BF"/>
+                          <w:sz w:val="20"/>
+                          <w:szCs w:val="20"/>
+                        </w:rPr>
+                        <w:t>–Present</w:t>
                       </w:r>
                     </w:p>
                     <w:p>
@@ -3242,7 +3396,75 @@
                           <w:sz w:val="22"/>
                           <w:szCs w:val="22"/>
                         </w:rPr>
-                        <w:t>Supporting electrical commissioning activities for industrial projects, with responsibilities spanning equipment testing, client billing, site coordination, and project documentation.</w:t>
+                        <w:t>Supporting electrical commissioning</w:t>
+                      </w:r>
+                      <w:r>
+                        <w:rPr>
+                          <w:rFonts w:ascii="Times New Roman" w:hAnsi="Times New Roman" w:cs="Times New Roman"/>
+                          <w:sz w:val="22"/>
+                          <w:szCs w:val="22"/>
+                        </w:rPr>
+                        <w:t xml:space="preserve"> &amp; planning</w:t>
+                      </w:r>
+                      <w:r>
+                        <w:rPr>
+                          <w:rFonts w:ascii="Times New Roman" w:hAnsi="Times New Roman" w:cs="Times New Roman"/>
+                          <w:sz w:val="22"/>
+                          <w:szCs w:val="22"/>
+                        </w:rPr>
+                        <w:t xml:space="preserve"> activities for industrial </w:t>
+                      </w:r>
+                      <w:proofErr w:type="gramStart"/>
+                      <w:r>
+                        <w:rPr>
+                          <w:rFonts w:ascii="Times New Roman" w:hAnsi="Times New Roman" w:cs="Times New Roman"/>
+                          <w:sz w:val="22"/>
+                          <w:szCs w:val="22"/>
+                        </w:rPr>
+                        <w:t>projects</w:t>
+                      </w:r>
+                      <w:r>
+                        <w:rPr>
+                          <w:rFonts w:ascii="Times New Roman" w:hAnsi="Times New Roman" w:cs="Times New Roman"/>
+                          <w:sz w:val="22"/>
+                          <w:szCs w:val="22"/>
+                        </w:rPr>
+                        <w:t>(</w:t>
+                      </w:r>
+                      <w:proofErr w:type="gramEnd"/>
+                      <w:r>
+                        <w:rPr>
+                          <w:rFonts w:ascii="Times New Roman" w:hAnsi="Times New Roman" w:cs="Times New Roman"/>
+                          <w:sz w:val="22"/>
+                          <w:szCs w:val="22"/>
+                        </w:rPr>
+                        <w:t xml:space="preserve">2*660 MW </w:t>
+                      </w:r>
+                      <w:proofErr w:type="spellStart"/>
+                      <w:r>
+                        <w:rPr>
+                          <w:rFonts w:ascii="Times New Roman" w:hAnsi="Times New Roman" w:cs="Times New Roman"/>
+                          <w:sz w:val="22"/>
+                          <w:szCs w:val="22"/>
+                        </w:rPr>
+                        <w:t>Khurja</w:t>
+                      </w:r>
+                      <w:proofErr w:type="spellEnd"/>
+                      <w:r>
+                        <w:rPr>
+                          <w:rFonts w:ascii="Times New Roman" w:hAnsi="Times New Roman" w:cs="Times New Roman"/>
+                          <w:sz w:val="22"/>
+                          <w:szCs w:val="22"/>
+                        </w:rPr>
+                        <w:t xml:space="preserve"> Super Thermal Power Pant)</w:t>
+                      </w:r>
+                      <w:r>
+                        <w:rPr>
+                          <w:rFonts w:ascii="Times New Roman" w:hAnsi="Times New Roman" w:cs="Times New Roman"/>
+                          <w:sz w:val="22"/>
+                          <w:szCs w:val="22"/>
+                        </w:rPr>
+                        <w:t xml:space="preserve"> with responsibilities spanning equipment testing, client billing, site coordination, and project documentation.</w:t>
                       </w:r>
                     </w:p>
                     <w:p>
@@ -3455,57 +3677,55 @@
                       <w:r>
                         <w:rPr>
                           <w:rFonts w:ascii="Times New Roman" w:hAnsi="Times New Roman" w:cs="Times New Roman"/>
-                          <w:color w:val="344D6C" w:themeColor="accent6" w:themeShade="80"/>
-                          <w:sz w:val="24"/>
-                          <w:szCs w:val="24"/>
-                        </w:rPr>
-                        <w:t>(L&amp;T) | Jr Electrical Engg</w:t>
-                      </w:r>
-                      <w:r>
-                        <w:rPr>
-                          <w:color w:val="344D6C" w:themeColor="accent6" w:themeShade="80"/>
+                          <w:color w:val="B55374" w:themeColor="accent4" w:themeShade="BF"/>
+                        </w:rPr>
+                        <w:t>(L&amp;T MHI Power Boiler) SUPERVISOR</w:t>
+                      </w:r>
+                      <w:r>
+                        <w:rPr>
+                          <w:color w:val="B55374" w:themeColor="accent4" w:themeShade="BF"/>
                         </w:rPr>
                         <w:tab/>
                       </w:r>
                       <w:r>
                         <w:rPr>
-                          <w:color w:val="344D6C" w:themeColor="accent6" w:themeShade="80"/>
+                          <w:color w:val="B55374" w:themeColor="accent4" w:themeShade="BF"/>
                         </w:rPr>
                         <w:t>Sep</w:t>
                       </w:r>
                       <w:r>
                         <w:rPr>
-                          <w:color w:val="344D6C" w:themeColor="accent6" w:themeShade="80"/>
+                          <w:color w:val="B55374" w:themeColor="accent4" w:themeShade="BF"/>
                         </w:rPr>
                         <w:t xml:space="preserve"> 20</w:t>
                       </w:r>
                       <w:r>
                         <w:rPr>
-                          <w:color w:val="344D6C" w:themeColor="accent6" w:themeShade="80"/>
+                          <w:color w:val="B55374" w:themeColor="accent4" w:themeShade="BF"/>
                         </w:rPr>
                         <w:t>22</w:t>
                       </w:r>
                       <w:r>
                         <w:rPr>
-                          <w:color w:val="344D6C" w:themeColor="accent6" w:themeShade="80"/>
+                          <w:color w:val="B55374" w:themeColor="accent4" w:themeShade="BF"/>
                         </w:rPr>
                         <w:t xml:space="preserve"> – </w:t>
                       </w:r>
                       <w:r>
                         <w:rPr>
-                          <w:color w:val="344D6C" w:themeColor="accent6" w:themeShade="80"/>
+                          <w:color w:val="B55374" w:themeColor="accent4" w:themeShade="BF"/>
                         </w:rPr>
                         <w:t>sep</w:t>
                       </w:r>
                       <w:r>
                         <w:rPr>
-                          <w:color w:val="344D6C" w:themeColor="accent6" w:themeShade="80"/>
+                          <w:color w:val="B55374" w:themeColor="accent4" w:themeShade="BF"/>
                         </w:rPr>
                         <w:t xml:space="preserve"> 20</w:t>
                       </w:r>
                       <w:r>
                         <w:rPr>
-                          <w:color w:val="344D6C" w:themeColor="accent6" w:themeShade="80"/>
+                          <w:color w:val="B55374" w:themeColor="accent4" w:themeShade="BF"/>
                         </w:rPr>
                         <w:t>24</w:t>
                       </w:r>
@@ -3563,8 +3783,32 @@
                           <w:sz w:val="22"/>
                           <w:szCs w:val="22"/>
                         </w:rPr>
-                        <w:t>Managed commercial, tendering, and project coordination activities for the spares business, ensuring smooth order execution, customer compliance, and effective cross-functional collaboration.</w:t>
-                      </w:r>
+                        <w:t>Managed commercial, tendering, and project coordination activities for the spares business, ensuring smooth order execution</w:t>
+                      </w:r>
+                      <w:r>
+                        <w:rPr>
+                          <w:rFonts w:ascii="Times New Roman" w:hAnsi="Times New Roman" w:cs="Times New Roman"/>
+                          <w:sz w:val="22"/>
+                          <w:szCs w:val="22"/>
+                        </w:rPr>
+                        <w:t>.</w:t>
+                      </w:r>
+                    </w:p>
+                    <w:p>
+                      <w:pPr>
+                        <w:pStyle w:val="ListBullet"/>
+                        <w:numPr>
+                          <w:ilvl w:val="0"/>
+                          <w:numId w:val="0"/>
+                        </w:numPr>
+                        <w:ind w:left="720" w:hanging="360"/>
+                        <w:jc w:val="both"/>
+                        <w:rPr>
+                          <w:rFonts w:ascii="Times New Roman" w:hAnsi="Times New Roman" w:cs="Times New Roman"/>
+                          <w:sz w:val="22"/>
+                          <w:szCs w:val="22"/>
+                        </w:rPr>
+                      </w:pPr>
                     </w:p>
                     <w:p>
                       <w:pPr>
@@ -3707,15 +3951,15 @@
         <mc:AlternateContent>
           <mc:Choice Requires="wps">
             <w:drawing>
-              <wp:anchor distT="0" distB="0" distL="114300" distR="114300" simplePos="0" relativeHeight="251667473" behindDoc="0" locked="1" layoutInCell="1" allowOverlap="1" wp14:anchorId="4BD9EDCC" wp14:editId="30AA9D26">
+              <wp:anchor distT="0" distB="0" distL="114300" distR="114300" simplePos="0" relativeHeight="251667473" behindDoc="0" locked="1" layoutInCell="1" allowOverlap="1" wp14:anchorId="4BD9EDCC" wp14:editId="19A3DDAD">
                 <wp:simplePos x="0" y="0"/>
                 <wp:positionH relativeFrom="margin">
                   <wp:align>right</wp:align>
                 </wp:positionH>
                 <wp:positionV relativeFrom="page">
-                  <wp:posOffset>1436370</wp:posOffset>
+                  <wp:posOffset>1256030</wp:posOffset>
                 </wp:positionV>
-                <wp:extent cx="4702175" cy="1774825"/>
+                <wp:extent cx="4702175" cy="1701165"/>
                 <wp:effectExtent l="0" t="0" r="0" b="0"/>
                 <wp:wrapSquare wrapText="bothSides"/>
                 <wp:docPr id="2" name="Text Box 2"/>
@@ -3727,7 +3971,7 @@
                       <wps:spPr>
                         <a:xfrm>
                           <a:off x="0" y="0"/>
-                          <a:ext cx="4702175" cy="1775012"/>
+                          <a:ext cx="4702175" cy="1701579"/>
                         </a:xfrm>
                         <a:prstGeom prst="rect">
                           <a:avLst/>
@@ -3761,7 +4005,8 @@
                                 <w:rFonts w:ascii="Times New Roman" w:hAnsi="Times New Roman" w:cs="Times New Roman"/>
                                 <w:b/>
                                 <w:bCs/>
-                                <w:color w:val="344D6C" w:themeColor="accent6" w:themeShade="80"/>
+                                <w:color w:val="B55374" w:themeColor="accent4" w:themeShade="BF"/>
+                                <w:u w:val="single"/>
                               </w:rPr>
                             </w:pPr>
                             <w:r>
@@ -3769,7 +4014,8 @@
                                 <w:rFonts w:ascii="Times New Roman" w:hAnsi="Times New Roman" w:cs="Times New Roman"/>
                                 <w:b/>
                                 <w:bCs/>
-                                <w:color w:val="344D6C" w:themeColor="accent6" w:themeShade="80"/>
+                                <w:color w:val="B55374" w:themeColor="accent4" w:themeShade="BF"/>
+                                <w:u w:val="single"/>
                               </w:rPr>
                               <w:t>PROFESSIONAL PROFILE</w:t>
                             </w:r>
@@ -3838,7 +4084,7 @@
           </mc:Choice>
           <mc:Fallback>
             <w:pict>
-              <v:shape w14:anchorId="4BD9EDCC" id="Text Box 2" o:spid="_x0000_s1033" type="#_x0000_t202" style="position:absolute;margin-left:319.05pt;margin-top:113.1pt;width:370.25pt;height:139.75pt;z-index:251667473;visibility:visible;mso-wrap-style:square;mso-width-percent:0;mso-height-percent:0;mso-wrap-distance-left:9pt;mso-wrap-distance-top:0;mso-wrap-distance-right:9pt;mso-wrap-distance-bottom:0;mso-position-horizontal:right;mso-position-horizontal-relative:margin;mso-position-vertical:absolute;mso-position-vertical-relative:page;mso-width-percent:0;mso-height-percent:0;mso-width-relative:margin;mso-height-relative:margin;v-text-anchor:top" o:gfxdata="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" filled="f" stroked="f">
+              <v:shape w14:anchorId="4BD9EDCC" id="Text Box 2" o:spid="_x0000_s1033" type="#_x0000_t202" style="position:absolute;margin-left:319.05pt;margin-top:98.9pt;width:370.25pt;height:133.95pt;z-index:251667473;visibility:visible;mso-wrap-style:square;mso-width-percent:0;mso-height-percent:0;mso-wrap-distance-left:9pt;mso-wrap-distance-top:0;mso-wrap-distance-right:9pt;mso-wrap-distance-bottom:0;mso-position-horizontal:right;mso-position-horizontal-relative:margin;mso-position-vertical:absolute;mso-position-vertical-relative:page;mso-width-percent:0;mso-height-percent:0;mso-width-relative:margin;mso-height-relative:margin;v-text-anchor:top" o:gfxdata="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" filled="f" stroked="f">
                 <v:textbox>
                   <w:txbxContent>
                     <w:p>
@@ -3848,7 +4094,8 @@
                           <w:rFonts w:ascii="Times New Roman" w:hAnsi="Times New Roman" w:cs="Times New Roman"/>
                           <w:b/>
                           <w:bCs/>
-                          <w:color w:val="344D6C" w:themeColor="accent6" w:themeShade="80"/>
+                          <w:color w:val="B55374" w:themeColor="accent4" w:themeShade="BF"/>
+                          <w:u w:val="single"/>
                         </w:rPr>
                       </w:pPr>
                       <w:r>
@@ -3856,7 +4103,8 @@
                           <w:rFonts w:ascii="Times New Roman" w:hAnsi="Times New Roman" w:cs="Times New Roman"/>
                           <w:b/>
                           <w:bCs/>
-                          <w:color w:val="344D6C" w:themeColor="accent6" w:themeShade="80"/>
+                          <w:color w:val="B55374" w:themeColor="accent4" w:themeShade="BF"/>
+                          <w:u w:val="single"/>
                         </w:rPr>
                         <w:t>PROFESSIONAL PROFILE</w:t>
                       </w:r>
@@ -3915,11 +4163,12 @@
       <w:r>
         <w:rPr>
           <w:noProof/>
+          <w:color w:val="F7C890" w:themeColor="accent2" w:themeTint="99"/>
         </w:rPr>
         <mc:AlternateContent>
           <mc:Choice Requires="wps">
             <w:drawing>
-              <wp:anchor distT="0" distB="0" distL="114300" distR="114300" simplePos="0" relativeHeight="251655185" behindDoc="1" locked="1" layoutInCell="1" allowOverlap="1" wp14:anchorId="45E35339" wp14:editId="42E98956">
+              <wp:anchor distT="0" distB="0" distL="114300" distR="114300" simplePos="0" relativeHeight="251655185" behindDoc="1" locked="1" layoutInCell="1" allowOverlap="1" wp14:anchorId="45E35339" wp14:editId="4D3366C6">
                 <wp:simplePos x="0" y="0"/>
                 <wp:positionH relativeFrom="column">
                   <wp:posOffset>-457200</wp:posOffset>
@@ -3951,7 +4200,7 @@
                           <a:avLst/>
                         </a:prstGeom>
                         <a:solidFill>
-                          <a:schemeClr val="accent6">
+                          <a:schemeClr val="accent4">
                             <a:lumMod val="75000"/>
                           </a:schemeClr>
                         </a:solidFill>
@@ -3992,7 +4241,7 @@
           </mc:Choice>
           <mc:Fallback>
             <w:pict>
-              <v:rect w14:anchorId="7705425D" id="Rectangle 1" o:spid="_x0000_s1026" alt="&quot;&quot;" style="position:absolute;margin-left:-36pt;margin-top:0;width:612pt;height:101.5pt;z-index:-251661295;visibility:visible;mso-wrap-style:square;mso-height-percent:0;mso-wrap-distance-left:9pt;mso-wrap-distance-top:0;mso-wrap-distance-right:9pt;mso-wrap-distance-bottom:0;mso-position-horizontal:absolute;mso-position-horizontal-relative:text;mso-position-vertical:absolute;mso-position-vertical-relative:page;mso-height-percent:0;mso-height-relative:margin;v-text-anchor:middle" o:gfxdata="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" fillcolor="#4e74a2 [2409]" stroked="f" strokeweight="1pt">
+              <v:rect w14:anchorId="457CED70" id="Rectangle 1" o:spid="_x0000_s1026" alt="&quot;&quot;" style="position:absolute;margin-left:-36pt;margin-top:0;width:612pt;height:101.5pt;z-index:-251661295;visibility:visible;mso-wrap-style:square;mso-height-percent:0;mso-wrap-distance-left:9pt;mso-wrap-distance-top:0;mso-wrap-distance-right:9pt;mso-wrap-distance-bottom:0;mso-position-horizontal:absolute;mso-position-horizontal-relative:text;mso-position-vertical:absolute;mso-position-vertical-relative:page;mso-height-percent:0;mso-height-relative:margin;v-text-anchor:middle" o:gfxdata="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" fillcolor="#b55374 [2407]" stroked="f" strokeweight="1pt">
                 <w10:wrap anchory="page"/>
                 <w10:anchorlock/>
               </v:rect>
@@ -4058,10 +4307,10 @@
       <w:pgSz w:w="12240" w:h="15800" w:code="1"/>
       <w:pgMar w:top="432" w:right="720" w:bottom="720" w:left="720" w:header="706" w:footer="706" w:gutter="0"/>
       <w:pgBorders w:offsetFrom="page">
-        <w:top w:val="thinThickSmallGap" w:sz="24" w:space="24" w:color="auto"/>
-        <w:left w:val="thinThickSmallGap" w:sz="24" w:space="24" w:color="auto"/>
-        <w:bottom w:val="thinThickSmallGap" w:sz="24" w:space="24" w:color="auto"/>
-        <w:right w:val="thinThickSmallGap" w:sz="24" w:space="24" w:color="auto"/>
+        <w:top w:val="thinThickThinSmallGap" w:sz="24" w:space="24" w:color="0D0D0D" w:themeColor="text1" w:themeTint="F2"/>
+        <w:left w:val="thinThickThinSmallGap" w:sz="24" w:space="24" w:color="0D0D0D" w:themeColor="text1" w:themeTint="F2"/>
+        <w:bottom w:val="thinThickThinSmallGap" w:sz="24" w:space="24" w:color="0D0D0D" w:themeColor="text1" w:themeTint="F2"/>
+        <w:right w:val="thinThickThinSmallGap" w:sz="24" w:space="24" w:color="0D0D0D" w:themeColor="text1" w:themeTint="F2"/>
       </w:pgBorders>
       <w:cols w:space="708"/>
       <w:docGrid w:linePitch="360"/>
@@ -5472,6 +5721,7 @@
   <w:style w:type="character" w:default="1" w:styleId="DefaultParagraphFont">
     <w:name w:val="Default Paragraph Font"/>
     <w:uiPriority w:val="1"/>
+    <w:semiHidden/>
     <w:unhideWhenUsed/>
   </w:style>
   <w:style w:type="table" w:default="1" w:styleId="TableNormal">
@@ -5970,6 +6220,37 @@
 </file>
 
 <file path=customXml/item1.xml><?xml version="1.0" encoding="utf-8"?>
+<b:Sources xmlns:b="http://schemas.openxmlformats.org/officeDocument/2006/bibliography" xmlns="http://schemas.openxmlformats.org/officeDocument/2006/bibliography" SelectedStyle="/APASixthEditionOfficeOnline.xsl" StyleName="APA"/>
+</file>
+
+<file path=customXml/item2.xml><?xml version="1.0" encoding="utf-8"?>
+<p:properties xmlns:p="http://schemas.microsoft.com/office/2006/metadata/properties" xmlns:xsi="http://www.w3.org/2001/XMLSchema-instance" xmlns:pc="http://schemas.microsoft.com/office/infopath/2007/PartnerControls">
+  <documentManagement>
+    <_ip_UnifiedCompliancePolicyUIAction xmlns="http://schemas.microsoft.com/sharepoint/v3" xsi:nil="true"/>
+    <_ip_UnifiedCompliancePolicyProperties xmlns="http://schemas.microsoft.com/sharepoint/v3" xsi:nil="true"/>
+    <TaxCatchAll xmlns="230e9df3-be65-4c73-a93b-d1236ebd677e" xsi:nil="true"/>
+    <ImageTagsTaxHTField xmlns="71af3243-3dd4-4a8d-8c0d-dd76da1f02a5">
+      <Terms xmlns="http://schemas.microsoft.com/office/infopath/2007/PartnerControls"/>
+    </ImageTagsTaxHTField>
+    <Image xmlns="71af3243-3dd4-4a8d-8c0d-dd76da1f02a5">
+      <Url xsi:nil="true"/>
+      <Description xsi:nil="true"/>
+    </Image>
+    <Status xmlns="71af3243-3dd4-4a8d-8c0d-dd76da1f02a5">Not started</Status>
+    <Background xmlns="71af3243-3dd4-4a8d-8c0d-dd76da1f02a5">false</Background>
+    <MediaServiceKeyPoints xmlns="71af3243-3dd4-4a8d-8c0d-dd76da1f02a5" xsi:nil="true"/>
+    <SharedWithUsers xmlns="16c05727-aa75-4e4a-9b5f-8a80a1165891">
+      <UserInfo>
+        <DisplayName/>
+        <AccountId xsi:nil="true"/>
+        <AccountType/>
+      </UserInfo>
+    </SharedWithUsers>
+  </documentManagement>
+</p:properties>
+</file>
+
+<file path=customXml/item3.xml><?xml version="1.0" encoding="utf-8"?>
 <ct:contentTypeSchema xmlns:ct="http://schemas.microsoft.com/office/2006/metadata/contentType" xmlns:ma="http://schemas.microsoft.com/office/2006/metadata/properties/metaAttributes" ct:_="" ma:_="" ma:contentTypeName="Document" ma:contentTypeID="0x01010079F111ED35F8CC479449609E8A0923A6" ma:contentTypeVersion="30" ma:contentTypeDescription="Create a new document." ma:contentTypeScope="" ma:versionID="cec0622158e8f13124e9e8fd4de31bd1">
   <xsd:schema xmlns:xsd="http://www.w3.org/2001/XMLSchema" xmlns:xs="http://www.w3.org/2001/XMLSchema" xmlns:p="http://schemas.microsoft.com/office/2006/metadata/properties" xmlns:ns1="http://schemas.microsoft.com/sharepoint/v3" xmlns:ns2="71af3243-3dd4-4a8d-8c0d-dd76da1f02a5" xmlns:ns3="16c05727-aa75-4e4a-9b5f-8a80a1165891" xmlns:ns4="230e9df3-be65-4c73-a93b-d1236ebd677e" targetNamespace="http://schemas.microsoft.com/office/2006/metadata/properties" ma:root="true" ma:fieldsID="3b52f30ab005d15df08657af532e6e38" ns1:_="" ns2:_="" ns3:_="" ns4:_="">
     <xsd:import namespace="http://schemas.microsoft.com/sharepoint/v3"/>
@@ -6287,37 +6568,6 @@
 </ct:contentTypeSchema>
 </file>
 
-<file path=customXml/item2.xml><?xml version="1.0" encoding="utf-8"?>
-<p:properties xmlns:p="http://schemas.microsoft.com/office/2006/metadata/properties" xmlns:xsi="http://www.w3.org/2001/XMLSchema-instance" xmlns:pc="http://schemas.microsoft.com/office/infopath/2007/PartnerControls">
-  <documentManagement>
-    <_ip_UnifiedCompliancePolicyUIAction xmlns="http://schemas.microsoft.com/sharepoint/v3" xsi:nil="true"/>
-    <_ip_UnifiedCompliancePolicyProperties xmlns="http://schemas.microsoft.com/sharepoint/v3" xsi:nil="true"/>
-    <TaxCatchAll xmlns="230e9df3-be65-4c73-a93b-d1236ebd677e" xsi:nil="true"/>
-    <ImageTagsTaxHTField xmlns="71af3243-3dd4-4a8d-8c0d-dd76da1f02a5">
-      <Terms xmlns="http://schemas.microsoft.com/office/infopath/2007/PartnerControls"/>
-    </ImageTagsTaxHTField>
-    <Image xmlns="71af3243-3dd4-4a8d-8c0d-dd76da1f02a5">
-      <Url xsi:nil="true"/>
-      <Description xsi:nil="true"/>
-    </Image>
-    <Status xmlns="71af3243-3dd4-4a8d-8c0d-dd76da1f02a5">Not started</Status>
-    <Background xmlns="71af3243-3dd4-4a8d-8c0d-dd76da1f02a5">false</Background>
-    <MediaServiceKeyPoints xmlns="71af3243-3dd4-4a8d-8c0d-dd76da1f02a5" xsi:nil="true"/>
-    <SharedWithUsers xmlns="16c05727-aa75-4e4a-9b5f-8a80a1165891">
-      <UserInfo>
-        <DisplayName/>
-        <AccountId xsi:nil="true"/>
-        <AccountType/>
-      </UserInfo>
-    </SharedWithUsers>
-  </documentManagement>
-</p:properties>
-</file>
-
-<file path=customXml/item3.xml><?xml version="1.0" encoding="utf-8"?>
-<b:Sources xmlns:b="http://schemas.openxmlformats.org/officeDocument/2006/bibliography" xmlns="http://schemas.openxmlformats.org/officeDocument/2006/bibliography" SelectedStyle="/APASixthEditionOfficeOnline.xsl" StyleName="APA"/>
-</file>
-
 <file path=customXml/item4.xml><?xml version="1.0" encoding="utf-8"?>
 <?mso-contentType ?>
 <FormTemplates xmlns="http://schemas.microsoft.com/sharepoint/v3/contenttype/forms">
@@ -6328,6 +6578,27 @@
 </file>
 
 <file path=customXml/itemProps1.xml><?xml version="1.0" encoding="utf-8"?>
+<ds:datastoreItem xmlns:ds="http://schemas.openxmlformats.org/officeDocument/2006/customXml" ds:itemID="{9C3942B8-33D5-A34E-AD39-9A1465CFDE49}">
+  <ds:schemaRefs>
+    <ds:schemaRef ds:uri="http://schemas.openxmlformats.org/officeDocument/2006/bibliography"/>
+  </ds:schemaRefs>
+</ds:datastoreItem>
+</file>
+
+<file path=customXml/itemProps2.xml><?xml version="1.0" encoding="utf-8"?>
+<ds:datastoreItem xmlns:ds="http://schemas.openxmlformats.org/officeDocument/2006/customXml" ds:itemID="{F5B7E80E-B027-412A-8CD3-97202D0362C6}">
+  <ds:schemaRefs>
+    <ds:schemaRef ds:uri="http://schemas.microsoft.com/office/2006/metadata/properties"/>
+    <ds:schemaRef ds:uri="http://schemas.microsoft.com/office/infopath/2007/PartnerControls"/>
+    <ds:schemaRef ds:uri="http://schemas.microsoft.com/sharepoint/v3"/>
+    <ds:schemaRef ds:uri="230e9df3-be65-4c73-a93b-d1236ebd677e"/>
+    <ds:schemaRef ds:uri="71af3243-3dd4-4a8d-8c0d-dd76da1f02a5"/>
+    <ds:schemaRef ds:uri="16c05727-aa75-4e4a-9b5f-8a80a1165891"/>
+  </ds:schemaRefs>
+</ds:datastoreItem>
+</file>
+
+<file path=customXml/itemProps3.xml><?xml version="1.0" encoding="utf-8"?>
 <ds:datastoreItem xmlns:ds="http://schemas.openxmlformats.org/officeDocument/2006/customXml" ds:itemID="{F4F20522-1F3E-4254-B83A-DAAEAC6AB140}">
   <ds:schemaRefs>
     <ds:schemaRef ds:uri="http://schemas.microsoft.com/office/2006/metadata/contentType"/>
@@ -6348,27 +6619,6 @@
 </ds:datastoreItem>
 </file>
 
-<file path=customXml/itemProps2.xml><?xml version="1.0" encoding="utf-8"?>
-<ds:datastoreItem xmlns:ds="http://schemas.openxmlformats.org/officeDocument/2006/customXml" ds:itemID="{F5B7E80E-B027-412A-8CD3-97202D0362C6}">
-  <ds:schemaRefs>
-    <ds:schemaRef ds:uri="http://schemas.microsoft.com/office/2006/metadata/properties"/>
-    <ds:schemaRef ds:uri="http://schemas.microsoft.com/office/infopath/2007/PartnerControls"/>
-    <ds:schemaRef ds:uri="http://schemas.microsoft.com/sharepoint/v3"/>
-    <ds:schemaRef ds:uri="230e9df3-be65-4c73-a93b-d1236ebd677e"/>
-    <ds:schemaRef ds:uri="71af3243-3dd4-4a8d-8c0d-dd76da1f02a5"/>
-    <ds:schemaRef ds:uri="16c05727-aa75-4e4a-9b5f-8a80a1165891"/>
-  </ds:schemaRefs>
-</ds:datastoreItem>
-</file>
-
-<file path=customXml/itemProps3.xml><?xml version="1.0" encoding="utf-8"?>
-<ds:datastoreItem xmlns:ds="http://schemas.openxmlformats.org/officeDocument/2006/customXml" ds:itemID="{9C3942B8-33D5-A34E-AD39-9A1465CFDE49}">
-  <ds:schemaRefs>
-    <ds:schemaRef ds:uri="http://schemas.openxmlformats.org/officeDocument/2006/bibliography"/>
-  </ds:schemaRefs>
-</ds:datastoreItem>
-</file>
-
 <file path=customXml/itemProps4.xml><?xml version="1.0" encoding="utf-8"?>
 <ds:datastoreItem xmlns:ds="http://schemas.openxmlformats.org/officeDocument/2006/customXml" ds:itemID="{1F9CDDB5-3763-4C0E-B2FC-4A0855874146}">
   <ds:schemaRefs>
